--- a/Reports/202611-Thailand/海外出張スケジュール表_タイ.docx
+++ b/Reports/202611-Thailand/海外出張スケジュール表_タイ.docx
@@ -175,7 +175,7 @@
                 <w:b w:val="0"/>
                 <w:sz w:val="21"/>
               </w:rPr>
-              <w:t>【目的】日本運搬車両機器協会80周年記念事業（バンコク）に参加し、MATALEX 2026視察・コマツ工場見学を行う。公式日程の視察時間（2.5時間）では大人数のため情報収集が不十分な見込みのため、11/20に単独で再訪する。</w:t>
+              <w:t>【目的】日本運搬車両機器協会80周年記念事業（バンコク）に参加し、METALEX 2026視察・コマツ工場見学を行う。公式日程の視察時間（2.5時間）では大人数のため情報収集が不十分な見込みのため、11/20に単独で再訪する。</w:t>
             </w:r>
           </w:p>
         </w:tc>
@@ -750,7 +750,7 @@
                 <w:b w:val="0"/>
                 <w:sz w:val="21"/>
               </w:rPr>
-              <w:t>チェックイン・1泊目</w:t>
+              <w:t>チェックイン15:00・1泊目</w:t>
             </w:r>
           </w:p>
         </w:tc>
@@ -770,7 +770,7 @@
                 <w:b w:val="0"/>
                 <w:sz w:val="21"/>
               </w:rPr>
-              <w:t>【宿泊】5泊</w:t>
+              <w:t>【宿泊】4泊 ¥40,584</w:t>
             </w:r>
           </w:p>
           <w:p>
@@ -783,7 +783,7 @@
                 <w:b w:val="0"/>
                 <w:sz w:val="21"/>
               </w:rPr>
-              <w:t>［要確認：金額］</w:t>
+              <w:t>（確定・会社カード決済）</w:t>
             </w:r>
           </w:p>
         </w:tc>
@@ -894,7 +894,7 @@
                 <w:b w:val="0"/>
                 <w:sz w:val="21"/>
               </w:rPr>
-              <w:t>10:00～12:30 BITECにて「MATALEX 2026」視察</w:t>
+              <w:t>10:00～12:30 BITECにて「METALEX 2026」視察</w:t>
             </w:r>
           </w:p>
           <w:p>
@@ -1277,7 +1277,7 @@
                 <w:b w:val="0"/>
                 <w:sz w:val="21"/>
               </w:rPr>
-              <w:t>MATALEX 2026　単独再視察（情報収集）</w:t>
+              <w:t>METALEX 2026　単独再視察（情報収集）</w:t>
             </w:r>
           </w:p>
         </w:tc>
@@ -1436,7 +1436,7 @@
                 <w:b w:val="0"/>
                 <w:sz w:val="21"/>
               </w:rPr>
-              <w:t>観光</w:t>
+              <w:t>12:00ホテルチェックアウト、日中は観光</w:t>
             </w:r>
           </w:p>
           <w:p>
@@ -1490,7 +1490,7 @@
                 <w:b w:val="0"/>
                 <w:sz w:val="21"/>
               </w:rPr>
-              <w:t>〃（チェックアウト）</w:t>
+              <w:t>〃（12:00チェックアウト）</w:t>
             </w:r>
           </w:p>
         </w:tc>
@@ -1823,6 +1823,19 @@
                 <w:b w:val="0"/>
                 <w:sz w:val="21"/>
               </w:rPr>
+              <w:t>※ホテルはLa Petite Salil Sukhumvit Thonglor 1、会社カード（Visa下4桁7100）で決済済み</w:t>
+            </w:r>
+          </w:p>
+          <w:p>
+            <w:pPr>
+              <w:spacing w:after="20" w:before="0"/>
+            </w:pPr>
+            <w:r>
+              <w:rPr>
+                <w:rFonts w:ascii="游ゴシック" w:hAnsi="游ゴシック" w:eastAsia="游ゴシック"/>
+                <w:b w:val="0"/>
+                <w:sz w:val="21"/>
+              </w:rPr>
               <w:t>※TDAC（タイデジタル入国カード）事前登録要。偽サイトに注意（案内状記載）</w:t>
             </w:r>
           </w:p>
@@ -1944,7 +1957,7 @@
                 <w:b w:val="0"/>
                 <w:sz w:val="21"/>
               </w:rPr>
-              <w:t>ホテル代（5泊）</w:t>
+              <w:t>ホテル代（4泊・会社カード）</w:t>
             </w:r>
           </w:p>
         </w:tc>
@@ -1965,7 +1978,7 @@
                 <w:b w:val="0"/>
                 <w:sz w:val="21"/>
               </w:rPr>
-              <w:t>［要確認］</w:t>
+              <w:t>¥40,584</w:t>
             </w:r>
           </w:p>
         </w:tc>
